--- a/docs/AutoZT_skill_and_software_tables_hardware.docx
+++ b/docs/AutoZT_skill_and_software_tables_hardware.docx
@@ -607,7 +607,7 @@
                 <w:sz w:val="17"/>
                 <w:lang w:eastAsia="zh-CN"/>
               </w:rPr>
-              <w:t>mlff</w:t>
+              <w:t xml:space="preserve">MACE structure optimisation and formation energy</w:t>
             </w:r>
             <w:r>
               <w:rPr>
@@ -617,7 +617,7 @@
                 <w:color w:val="08090C"/>
                 <w:sz w:val="17"/>
               </w:rPr>
-              <w:t xml:space="preserve"> structure optimisation and formation energy</w:t>
+              <w:t xml:space="preserve"/>
             </w:r>
           </w:p>
         </w:tc>
@@ -2100,7 +2100,7 @@
                 <w:sz w:val="17"/>
                 <w:lang w:eastAsia="zh-CN"/>
               </w:rPr>
-              <w:t>mlff</w:t>
+              <w:t xml:space="preserve">MACE phonon spectrum and stability screening</w:t>
             </w:r>
             <w:r>
               <w:rPr>
@@ -2110,7 +2110,7 @@
                 <w:color w:val="08090C"/>
                 <w:sz w:val="17"/>
               </w:rPr>
-              <w:t xml:space="preserve"> phonon spectrum and stability screening</w:t>
+              <w:t xml:space="preserve"/>
             </w:r>
           </w:p>
         </w:tc>
@@ -2181,7 +2181,7 @@
                 <w:color w:val="08090C"/>
                 <w:sz w:val="17"/>
               </w:rPr>
-              <w:t>fc-fit</w:t>
+              <w:t xml:space="preserve">fit-fc-thermal</w:t>
             </w:r>
           </w:p>
         </w:tc>
@@ -2632,7 +2632,7 @@
                 <w:color w:val="08090C"/>
                 <w:sz w:val="17"/>
               </w:rPr>
-              <w:t xml:space="preserve">Lattice thermal conductivity from </w:t>
+              <w:t xml:space="preserve">Lattice thermal conductivity from MACE forces</w:t>
             </w:r>
             <w:r>
               <w:rPr>
@@ -2643,7 +2643,7 @@
                 <w:sz w:val="17"/>
                 <w:lang w:eastAsia="zh-CN"/>
               </w:rPr>
-              <w:t>mlff</w:t>
+              <w:t/>
             </w:r>
             <w:r>
               <w:rPr>
@@ -2653,7 +2653,7 @@
                 <w:color w:val="08090C"/>
                 <w:sz w:val="17"/>
               </w:rPr>
-              <w:t xml:space="preserve"> forces</w:t>
+              <w:t xml:space="preserve"/>
             </w:r>
           </w:p>
         </w:tc>
@@ -2724,7 +2724,7 @@
                 <w:color w:val="08090C"/>
                 <w:sz w:val="17"/>
               </w:rPr>
-              <w:t>mlff-</w:t>
+              <w:t xml:space="preserve">mlff</w:t>
             </w:r>
             <w:r>
               <w:rPr>
@@ -2735,7 +2735,7 @@
                 <w:sz w:val="17"/>
                 <w:lang w:eastAsia="zh-CN"/>
               </w:rPr>
-              <w:t>mlff</w:t>
+              <w:t/>
             </w:r>
           </w:p>
         </w:tc>
@@ -2824,7 +2824,7 @@
                 <w:color w:val="08090C"/>
                 <w:sz w:val="17"/>
               </w:rPr>
-              <w:t xml:space="preserve">Random-displacement MLFF training and </w:t>
+              <w:t xml:space="preserve">Random-displacement MLFF training and MACE potential generation</w:t>
             </w:r>
             <w:r>
               <w:rPr>
@@ -2835,7 +2835,7 @@
                 <w:sz w:val="17"/>
                 <w:lang w:eastAsia="zh-CN"/>
               </w:rPr>
-              <w:t>mlff</w:t>
+              <w:t/>
             </w:r>
             <w:r>
               <w:rPr>
@@ -2845,7 +2845,7 @@
                 <w:color w:val="08090C"/>
                 <w:sz w:val="17"/>
               </w:rPr>
-              <w:t xml:space="preserve"> potential generation</w:t>
+              <w:t xml:space="preserve"/>
             </w:r>
           </w:p>
         </w:tc>
@@ -3585,7 +3585,7 @@
                 <w:sz w:val="17"/>
                 <w:lang w:eastAsia="zh-CN"/>
               </w:rPr>
-              <w:t>mlff</w:t>
+              <w:t xml:space="preserve">MACE</w:t>
             </w:r>
           </w:p>
         </w:tc>
